--- a/Projeto_Final/docs/relatorio/InsurMinds – Projeto Final.docx
+++ b/Projeto_Final/docs/relatorio/InsurMinds – Projeto Final.docx
@@ -701,7 +701,7 @@
         </w:tc>
         <w:tc>
           <w:tcPr>
-            <w:tcW w:type="dxa" w:w="1860"/>
+            <w:tcW w:type="dxa" w:w="1827"/>
             <w:vAlign w:val="center"/>
             <w:tcMar>
               <w:top w:w="70" w:type="dxa"/>
@@ -735,7 +735,7 @@
         </w:tc>
         <w:tc>
           <w:tcPr>
-            <w:tcW w:type="dxa" w:w="5779"/>
+            <w:tcW w:type="dxa" w:w="5813"/>
             <w:vAlign w:val="center"/>
             <w:tcMar>
               <w:top w:w="70" w:type="dxa"/>
@@ -808,7 +808,7 @@
         </w:tc>
         <w:tc>
           <w:tcPr>
-            <w:tcW w:type="dxa" w:w="1860"/>
+            <w:tcW w:type="dxa" w:w="1827"/>
             <w:vAlign w:val="center"/>
             <w:tcMar>
               <w:top w:w="70" w:type="dxa"/>
@@ -842,7 +842,7 @@
         </w:tc>
         <w:tc>
           <w:tcPr>
-            <w:tcW w:type="dxa" w:w="5779"/>
+            <w:tcW w:type="dxa" w:w="5813"/>
             <w:vAlign w:val="center"/>
             <w:tcMar>
               <w:top w:w="70" w:type="dxa"/>
@@ -915,7 +915,7 @@
         </w:tc>
         <w:tc>
           <w:tcPr>
-            <w:tcW w:type="dxa" w:w="1860"/>
+            <w:tcW w:type="dxa" w:w="1827"/>
             <w:vAlign w:val="center"/>
             <w:tcMar>
               <w:top w:w="70" w:type="dxa"/>
@@ -949,7 +949,7 @@
         </w:tc>
         <w:tc>
           <w:tcPr>
-            <w:tcW w:type="dxa" w:w="5779"/>
+            <w:tcW w:type="dxa" w:w="5813"/>
             <w:vAlign w:val="center"/>
             <w:tcMar>
               <w:top w:w="70" w:type="dxa"/>
@@ -1022,7 +1022,7 @@
         </w:tc>
         <w:tc>
           <w:tcPr>
-            <w:tcW w:type="dxa" w:w="1860"/>
+            <w:tcW w:type="dxa" w:w="1827"/>
             <w:vAlign w:val="center"/>
             <w:tcMar>
               <w:top w:w="70" w:type="dxa"/>
@@ -1056,7 +1056,7 @@
         </w:tc>
         <w:tc>
           <w:tcPr>
-            <w:tcW w:type="dxa" w:w="5779"/>
+            <w:tcW w:type="dxa" w:w="5813"/>
             <w:vAlign w:val="center"/>
             <w:tcMar>
               <w:top w:w="70" w:type="dxa"/>
@@ -1129,7 +1129,7 @@
         </w:tc>
         <w:tc>
           <w:tcPr>
-            <w:tcW w:type="dxa" w:w="1860"/>
+            <w:tcW w:type="dxa" w:w="1827"/>
             <w:vAlign w:val="center"/>
             <w:tcMar>
               <w:top w:w="70" w:type="dxa"/>
@@ -1163,7 +1163,7 @@
         </w:tc>
         <w:tc>
           <w:tcPr>
-            <w:tcW w:type="dxa" w:w="5779"/>
+            <w:tcW w:type="dxa" w:w="5813"/>
             <w:vAlign w:val="center"/>
             <w:tcMar>
               <w:top w:w="70" w:type="dxa"/>
@@ -1236,7 +1236,7 @@
         </w:tc>
         <w:tc>
           <w:tcPr>
-            <w:tcW w:type="dxa" w:w="1860"/>
+            <w:tcW w:type="dxa" w:w="1827"/>
             <w:vAlign w:val="center"/>
             <w:tcMar>
               <w:top w:w="70" w:type="dxa"/>
@@ -1270,7 +1270,7 @@
         </w:tc>
         <w:tc>
           <w:tcPr>
-            <w:tcW w:type="dxa" w:w="5779"/>
+            <w:tcW w:type="dxa" w:w="5813"/>
             <w:vAlign w:val="center"/>
             <w:tcMar>
               <w:top w:w="70" w:type="dxa"/>
@@ -1363,7 +1363,7 @@
         </w:tc>
         <w:tc>
           <w:tcPr>
-            <w:tcW w:type="dxa" w:w="1860"/>
+            <w:tcW w:type="dxa" w:w="1827"/>
             <w:vAlign w:val="center"/>
             <w:tcMar>
               <w:top w:w="70" w:type="dxa"/>
@@ -1397,7 +1397,7 @@
         </w:tc>
         <w:tc>
           <w:tcPr>
-            <w:tcW w:type="dxa" w:w="5779"/>
+            <w:tcW w:type="dxa" w:w="5813"/>
             <w:vAlign w:val="center"/>
             <w:tcMar>
               <w:top w:w="70" w:type="dxa"/>
@@ -1470,7 +1470,7 @@
         </w:tc>
         <w:tc>
           <w:tcPr>
-            <w:tcW w:type="dxa" w:w="1860"/>
+            <w:tcW w:type="dxa" w:w="1827"/>
             <w:vAlign w:val="center"/>
             <w:tcMar>
               <w:top w:w="70" w:type="dxa"/>
@@ -1504,7 +1504,7 @@
         </w:tc>
         <w:tc>
           <w:tcPr>
-            <w:tcW w:type="dxa" w:w="5779"/>
+            <w:tcW w:type="dxa" w:w="5813"/>
             <w:vAlign w:val="center"/>
             <w:tcMar>
               <w:top w:w="70" w:type="dxa"/>
@@ -1577,7 +1577,7 @@
         </w:tc>
         <w:tc>
           <w:tcPr>
-            <w:tcW w:type="dxa" w:w="1860"/>
+            <w:tcW w:type="dxa" w:w="1827"/>
             <w:vAlign w:val="center"/>
             <w:tcMar>
               <w:top w:w="70" w:type="dxa"/>
@@ -1605,13 +1605,13 @@
                 <w:color w:val="1F2937"/>
                 <w:sz w:val="17"/>
               </w:rPr>
-              <w:t>pandas + openpyxl</w:t>
+              <w:t>reportlab, pandas + openpyxl</w:t>
             </w:r>
           </w:p>
         </w:tc>
         <w:tc>
           <w:tcPr>
-            <w:tcW w:type="dxa" w:w="5779"/>
+            <w:tcW w:type="dxa" w:w="5813"/>
             <w:vAlign w:val="center"/>
             <w:tcMar>
               <w:top w:w="70" w:type="dxa"/>
@@ -1639,7 +1639,7 @@
                 <w:color w:val="1F2937"/>
                 <w:sz w:val="17"/>
               </w:rPr>
-              <w:t>Comparação em Excel e relatório em Markdown.</w:t>
+              <w:t>Relatório de comparação em PDF (com a marca Apólis, métricas, análise e detalhamento), planilha Excel e Markdown.</w:t>
             </w:r>
           </w:p>
         </w:tc>
@@ -1684,7 +1684,7 @@
         </w:tc>
         <w:tc>
           <w:tcPr>
-            <w:tcW w:type="dxa" w:w="1860"/>
+            <w:tcW w:type="dxa" w:w="1827"/>
             <w:vAlign w:val="center"/>
             <w:tcMar>
               <w:top w:w="70" w:type="dxa"/>
@@ -1718,7 +1718,7 @@
         </w:tc>
         <w:tc>
           <w:tcPr>
-            <w:tcW w:type="dxa" w:w="5779"/>
+            <w:tcW w:type="dxa" w:w="5813"/>
             <w:vAlign w:val="center"/>
             <w:tcMar>
               <w:top w:w="70" w:type="dxa"/>
@@ -1811,7 +1811,7 @@
         </w:tc>
         <w:tc>
           <w:tcPr>
-            <w:tcW w:type="dxa" w:w="1860"/>
+            <w:tcW w:type="dxa" w:w="1827"/>
             <w:vAlign w:val="center"/>
             <w:tcMar>
               <w:top w:w="70" w:type="dxa"/>
@@ -1845,7 +1845,7 @@
         </w:tc>
         <w:tc>
           <w:tcPr>
-            <w:tcW w:type="dxa" w:w="5779"/>
+            <w:tcW w:type="dxa" w:w="5813"/>
             <w:vAlign w:val="center"/>
             <w:tcMar>
               <w:top w:w="70" w:type="dxa"/>
@@ -3503,7 +3503,7 @@
           <w:color w:val="1F2937"/>
           <w:sz w:val="19"/>
         </w:rPr>
-        <w:t xml:space="preserve"> o usuário escolhe duas ou mais apólices e recebe métricas lado a lado, análise executiva, pontos de atenção e o detalhamento de coberturas, exclusões e franquias, com exportação em Excel e Markdown.</w:t>
+        <w:t xml:space="preserve"> o usuário escolhe duas ou mais apólices e recebe métricas lado a lado, análise executiva, pontos de atenção e o detalhamento de coberturas, exclusões e franquias, com exportação de um relatório completo em PDF, de uma planilha Excel e de Markdown.</w:t>
       </w:r>
     </w:p>
     <w:p>
@@ -7354,8 +7354,65 @@
       <w:r>
         <w:drawing>
           <wp:inline xmlns:a="http://schemas.openxmlformats.org/drawingml/2006/main" xmlns:pic="http://schemas.openxmlformats.org/drawingml/2006/picture">
+            <wp:extent cx="5943600" cy="8407107"/>
+            <wp:docPr id="12" name="Picture 12"/>
+            <wp:cNvGraphicFramePr>
+              <a:graphicFrameLocks noChangeAspect="1"/>
+            </wp:cNvGraphicFramePr>
+            <a:graphic>
+              <a:graphicData uri="http://schemas.openxmlformats.org/drawingml/2006/picture">
+                <pic:pic>
+                  <pic:nvPicPr>
+                    <pic:cNvPr id="0" name="14_relatorio_pdf.png"/>
+                    <pic:cNvPicPr/>
+                  </pic:nvPicPr>
+                  <pic:blipFill>
+                    <a:blip r:embed="rId25"/>
+                    <a:stretch>
+                      <a:fillRect/>
+                    </a:stretch>
+                  </pic:blipFill>
+                  <pic:spPr>
+                    <a:xfrm>
+                      <a:off x="0" y="0"/>
+                      <a:ext cx="5943600" cy="8407107"/>
+                    </a:xfrm>
+                    <a:prstGeom prst="rect"/>
+                  </pic:spPr>
+                </pic:pic>
+              </a:graphicData>
+            </a:graphic>
+          </wp:inline>
+        </w:drawing>
+      </w:r>
+    </w:p>
+    <w:p>
+      <w:pPr>
+        <w:spacing w:after="200"/>
+        <w:jc w:val="center"/>
+      </w:pPr>
+      <w:r>
+        <w:rPr>
+          <w:rFonts w:ascii="Segoe UI" w:hAnsi="Segoe UI" w:eastAsia="Segoe UI"/>
+          <w:b w:val="0"/>
+          <w:i/>
+          <w:color w:val="64748B"/>
+          <w:sz w:val="17"/>
+        </w:rPr>
+        <w:t>Figura: Primeira página do relatório de comparação exportado em PDF, com a marca Apólis</w:t>
+      </w:r>
+    </w:p>
+    <w:p>
+      <w:pPr>
+        <w:keepNext/>
+        <w:spacing w:before="120" w:after="40"/>
+        <w:jc w:val="center"/>
+      </w:pPr>
+      <w:r>
+        <w:drawing>
+          <wp:inline xmlns:a="http://schemas.openxmlformats.org/drawingml/2006/main" xmlns:pic="http://schemas.openxmlformats.org/drawingml/2006/picture">
             <wp:extent cx="5943600" cy="4746625"/>
-            <wp:docPr id="12" name="Picture 12"/>
+            <wp:docPr id="13" name="Picture 13"/>
             <wp:cNvGraphicFramePr>
               <a:graphicFrameLocks noChangeAspect="1"/>
             </wp:cNvGraphicFramePr>
@@ -7367,7 +7424,7 @@
                     <pic:cNvPicPr/>
                   </pic:nvPicPr>
                   <pic:blipFill>
-                    <a:blip r:embed="rId25"/>
+                    <a:blip r:embed="rId26"/>
                     <a:stretch>
                       <a:fillRect/>
                     </a:stretch>
@@ -7412,7 +7469,7 @@
         <w:drawing>
           <wp:inline xmlns:a="http://schemas.openxmlformats.org/drawingml/2006/main" xmlns:pic="http://schemas.openxmlformats.org/drawingml/2006/picture">
             <wp:extent cx="5943600" cy="4870450"/>
-            <wp:docPr id="13" name="Picture 13"/>
+            <wp:docPr id="14" name="Picture 14"/>
             <wp:cNvGraphicFramePr>
               <a:graphicFrameLocks noChangeAspect="1"/>
             </wp:cNvGraphicFramePr>
@@ -7424,7 +7481,7 @@
                     <pic:cNvPicPr/>
                   </pic:nvPicPr>
                   <pic:blipFill>
-                    <a:blip r:embed="rId26"/>
+                    <a:blip r:embed="rId27"/>
                     <a:stretch>
                       <a:fillRect/>
                     </a:stretch>
@@ -7469,7 +7526,7 @@
         <w:drawing>
           <wp:inline xmlns:a="http://schemas.openxmlformats.org/drawingml/2006/main" xmlns:pic="http://schemas.openxmlformats.org/drawingml/2006/picture">
             <wp:extent cx="5943600" cy="3384550"/>
-            <wp:docPr id="14" name="Picture 14"/>
+            <wp:docPr id="15" name="Picture 15"/>
             <wp:cNvGraphicFramePr>
               <a:graphicFrameLocks noChangeAspect="1"/>
             </wp:cNvGraphicFramePr>
@@ -7481,7 +7538,7 @@
                     <pic:cNvPicPr/>
                   </pic:nvPicPr>
                   <pic:blipFill>
-                    <a:blip r:embed="rId27"/>
+                    <a:blip r:embed="rId28"/>
                     <a:stretch>
                       <a:fillRect/>
                     </a:stretch>
@@ -7526,7 +7583,7 @@
         <w:drawing>
           <wp:inline xmlns:a="http://schemas.openxmlformats.org/drawingml/2006/main" xmlns:pic="http://schemas.openxmlformats.org/drawingml/2006/picture">
             <wp:extent cx="5943600" cy="4540250"/>
-            <wp:docPr id="15" name="Picture 15"/>
+            <wp:docPr id="16" name="Picture 16"/>
             <wp:cNvGraphicFramePr>
               <a:graphicFrameLocks noChangeAspect="1"/>
             </wp:cNvGraphicFramePr>
@@ -7538,7 +7595,7 @@
                     <pic:cNvPicPr/>
                   </pic:nvPicPr>
                   <pic:blipFill>
-                    <a:blip r:embed="rId28"/>
+                    <a:blip r:embed="rId29"/>
                     <a:stretch>
                       <a:fillRect/>
                     </a:stretch>
@@ -8337,7 +8394,7 @@
         </w:rPr>
         <w:t xml:space="preserve">VectifyAI. PageIndex: vectorless, reasoning-based RAG. </w:t>
       </w:r>
-      <w:hyperlink r:id="rId29">
+      <w:hyperlink r:id="rId30">
         <w:r>
           <w:rPr>
             <w:rFonts w:ascii="Segoe UI" w:hAnsi="Segoe UI"/>
@@ -8364,7 +8421,7 @@
         </w:rPr>
         <w:t xml:space="preserve">LangChain. LangGraph. </w:t>
       </w:r>
-      <w:hyperlink r:id="rId30">
+      <w:hyperlink r:id="rId31">
         <w:r>
           <w:rPr>
             <w:rFonts w:ascii="Segoe UI" w:hAnsi="Segoe UI"/>
@@ -8407,7 +8464,7 @@
         </w:rPr>
         <w:t xml:space="preserve">Tesseract OCR. </w:t>
       </w:r>
-      <w:hyperlink r:id="rId31">
+      <w:hyperlink r:id="rId32">
         <w:r>
           <w:rPr>
             <w:rFonts w:ascii="Segoe UI" w:hAnsi="Segoe UI"/>

--- a/Projeto_Final/docs/relatorio/InsurMinds – Projeto Final.docx
+++ b/Projeto_Final/docs/relatorio/InsurMinds – Projeto Final.docx
@@ -6743,7 +6743,27 @@
           <w:color w:val="1F2937"/>
           <w:sz w:val="20"/>
         </w:rPr>
-        <w:t xml:space="preserve">No site publicado, o servidor processa os sete documentos de exemplo ao iniciar, em segundo plano, para responder imediatamente mesmo quando "acorda" (o disco do plano gratuito é apagado a cada reinício). As amostras são </w:t>
+        <w:t xml:space="preserve">No site publicado, os sete documentos de exemplo vêm de uma </w:t>
+      </w:r>
+      <w:r>
+        <w:rPr>
+          <w:rFonts w:ascii="Segoe UI" w:hAnsi="Segoe UI" w:eastAsia="Segoe UI"/>
+          <w:b/>
+          <w:i w:val="0"/>
+          <w:color w:val="1F2937"/>
+          <w:sz w:val="20"/>
+        </w:rPr>
+        <w:t>base pré-processada</w:t>
+      </w:r>
+      <w:r>
+        <w:rPr>
+          <w:rFonts w:ascii="Segoe UI" w:hAnsi="Segoe UI" w:eastAsia="Segoe UI"/>
+          <w:b w:val="0"/>
+          <w:i w:val="0"/>
+          <w:color w:val="1F2937"/>
+          <w:sz w:val="20"/>
+        </w:rPr>
+        <w:t xml:space="preserve">, gerada fora do servidor e importada ao iniciar: tudo fica disponível em cerca de 2 segundos, sem OCR nem chamadas à IA, mesmo quando o servidor "acorda" (o disco do plano gratuito é apagado a cada reinício). Antes, só o OCR das amostras digitalizadas levava minutos na CPU do plano gratuito. As amostras são </w:t>
       </w:r>
       <w:r>
         <w:rPr>
